--- a/AtividadeBD2.docx
+++ b/AtividadeBD2.docx
@@ -21,7 +21,6 @@
         <w:t xml:space="preserve"> de Araújo</w:t>
       </w:r>
     </w:p>
-    <w:p/>
     <w:p>
       <w:pPr>
         <w:pStyle w:val="PargrafodaLista"/>
@@ -33,13 +32,381 @@
       <w:r>
         <w:t xml:space="preserve">Criar procedimentos </w:t>
       </w:r>
-      <w:proofErr w:type="gramStart"/>
-      <w:r>
-        <w:t>armazenados :</w:t>
-      </w:r>
+      <w:r>
+        <w:t>armazenados:</w:t>
+      </w:r>
+    </w:p>
+    <w:p>
+      <w:pPr>
+        <w:pStyle w:val="PargrafodaLista"/>
+        <w:numPr>
+          <w:ilvl w:val="1"/>
+          <w:numId w:val="2"/>
+        </w:numPr>
+      </w:pPr>
+      <w:r>
+        <w:rPr>
+          <w:rFonts w:ascii="Arial" w:hAnsi="Arial" w:cs="Arial"/>
+          <w:color w:val="1F1F1F"/>
+          <w:sz w:val="21"/>
+          <w:szCs w:val="21"/>
+          <w:shd w:val="clear" w:color="auto" w:fill="FFFFFF"/>
+        </w:rPr>
+        <w:t xml:space="preserve"> </w:t>
+      </w:r>
+      <w:r>
+        <w:rPr>
+          <w:rFonts w:ascii="Arial" w:hAnsi="Arial" w:cs="Arial"/>
+          <w:color w:val="1F1F1F"/>
+          <w:sz w:val="21"/>
+          <w:szCs w:val="21"/>
+          <w:shd w:val="clear" w:color="auto" w:fill="FFFFFF"/>
+        </w:rPr>
+        <w:t>Incluir Cliente</w:t>
+      </w:r>
+      <w:r>
+        <w:rPr>
+          <w:rFonts w:ascii="Arial" w:hAnsi="Arial" w:cs="Arial"/>
+          <w:color w:val="1F1F1F"/>
+          <w:sz w:val="21"/>
+          <w:szCs w:val="21"/>
+          <w:shd w:val="clear" w:color="auto" w:fill="FFFFFF"/>
+        </w:rPr>
+        <w:t>:</w:t>
+      </w:r>
+    </w:p>
+    <w:p>
+      <w:pPr>
+        <w:ind w:left="1080"/>
+      </w:pPr>
+      <w:r>
+        <w:drawing>
+          <wp:inline distT="0" distB="0" distL="0" distR="0" wp14:anchorId="65A37326" wp14:editId="78D80B70">
+            <wp:extent cx="5400040" cy="1553210"/>
+            <wp:effectExtent l="0" t="0" r="0" b="8890"/>
+            <wp:docPr id="2" name="Imagem 2"/>
+            <wp:cNvGraphicFramePr>
+              <a:graphicFrameLocks xmlns:a="http://schemas.openxmlformats.org/drawingml/2006/main" noChangeAspect="1"/>
+            </wp:cNvGraphicFramePr>
+            <a:graphic xmlns:a="http://schemas.openxmlformats.org/drawingml/2006/main">
+              <a:graphicData uri="http://schemas.openxmlformats.org/drawingml/2006/picture">
+                <pic:pic xmlns:pic="http://schemas.openxmlformats.org/drawingml/2006/picture">
+                  <pic:nvPicPr>
+                    <pic:cNvPr id="1" name=""/>
+                    <pic:cNvPicPr/>
+                  </pic:nvPicPr>
+                  <pic:blipFill>
+                    <a:blip r:embed="rId5"/>
+                    <a:stretch>
+                      <a:fillRect/>
+                    </a:stretch>
+                  </pic:blipFill>
+                  <pic:spPr>
+                    <a:xfrm>
+                      <a:off x="0" y="0"/>
+                      <a:ext cx="5400040" cy="1553210"/>
+                    </a:xfrm>
+                    <a:prstGeom prst="rect">
+                      <a:avLst/>
+                    </a:prstGeom>
+                  </pic:spPr>
+                </pic:pic>
+              </a:graphicData>
+            </a:graphic>
+          </wp:inline>
+        </w:drawing>
+      </w:r>
+    </w:p>
+    <w:p>
+      <w:pPr>
+        <w:ind w:left="1080"/>
+      </w:pPr>
+      <w:r>
+        <w:t xml:space="preserve">Tabela Clientes antes da execução da procedure: </w:t>
+      </w:r>
+    </w:p>
+    <w:p>
+      <w:pPr>
+        <w:ind w:left="1080"/>
+      </w:pPr>
+      <w:r>
+        <w:drawing>
+          <wp:inline distT="0" distB="0" distL="0" distR="0" wp14:anchorId="20B0D777" wp14:editId="47D33129">
+            <wp:extent cx="5400040" cy="1526540"/>
+            <wp:effectExtent l="0" t="0" r="0" b="0"/>
+            <wp:docPr id="3" name="Imagem 3"/>
+            <wp:cNvGraphicFramePr>
+              <a:graphicFrameLocks xmlns:a="http://schemas.openxmlformats.org/drawingml/2006/main" noChangeAspect="1"/>
+            </wp:cNvGraphicFramePr>
+            <a:graphic xmlns:a="http://schemas.openxmlformats.org/drawingml/2006/main">
+              <a:graphicData uri="http://schemas.openxmlformats.org/drawingml/2006/picture">
+                <pic:pic xmlns:pic="http://schemas.openxmlformats.org/drawingml/2006/picture">
+                  <pic:nvPicPr>
+                    <pic:cNvPr id="1" name=""/>
+                    <pic:cNvPicPr/>
+                  </pic:nvPicPr>
+                  <pic:blipFill>
+                    <a:blip r:embed="rId6"/>
+                    <a:stretch>
+                      <a:fillRect/>
+                    </a:stretch>
+                  </pic:blipFill>
+                  <pic:spPr>
+                    <a:xfrm>
+                      <a:off x="0" y="0"/>
+                      <a:ext cx="5400040" cy="1526540"/>
+                    </a:xfrm>
+                    <a:prstGeom prst="rect">
+                      <a:avLst/>
+                    </a:prstGeom>
+                  </pic:spPr>
+                </pic:pic>
+              </a:graphicData>
+            </a:graphic>
+          </wp:inline>
+        </w:drawing>
+      </w:r>
+      <w:proofErr w:type="spellStart"/>
+      <w:r>
+        <w:t>Exec</w:t>
+      </w:r>
+      <w:proofErr w:type="spellEnd"/>
+      <w:r>
+        <w:t xml:space="preserve">: </w:t>
+      </w:r>
+    </w:p>
+    <w:p>
+      <w:pPr>
+        <w:ind w:left="1080"/>
+      </w:pPr>
+    </w:p>
+    <w:p>
+      <w:pPr>
+        <w:ind w:left="1080"/>
+      </w:pPr>
+      <w:r>
+        <w:drawing>
+          <wp:inline distT="0" distB="0" distL="0" distR="0" wp14:anchorId="0D5F7738" wp14:editId="226D57B1">
+            <wp:extent cx="2603500" cy="2031306"/>
+            <wp:effectExtent l="0" t="0" r="6350" b="7620"/>
+            <wp:docPr id="4" name="Imagem 4"/>
+            <wp:cNvGraphicFramePr>
+              <a:graphicFrameLocks xmlns:a="http://schemas.openxmlformats.org/drawingml/2006/main" noChangeAspect="1"/>
+            </wp:cNvGraphicFramePr>
+            <a:graphic xmlns:a="http://schemas.openxmlformats.org/drawingml/2006/main">
+              <a:graphicData uri="http://schemas.openxmlformats.org/drawingml/2006/picture">
+                <pic:pic xmlns:pic="http://schemas.openxmlformats.org/drawingml/2006/picture">
+                  <pic:nvPicPr>
+                    <pic:cNvPr id="1" name=""/>
+                    <pic:cNvPicPr/>
+                  </pic:nvPicPr>
+                  <pic:blipFill>
+                    <a:blip r:embed="rId7"/>
+                    <a:stretch>
+                      <a:fillRect/>
+                    </a:stretch>
+                  </pic:blipFill>
+                  <pic:spPr>
+                    <a:xfrm>
+                      <a:off x="0" y="0"/>
+                      <a:ext cx="2608576" cy="2035266"/>
+                    </a:xfrm>
+                    <a:prstGeom prst="rect">
+                      <a:avLst/>
+                    </a:prstGeom>
+                  </pic:spPr>
+                </pic:pic>
+              </a:graphicData>
+            </a:graphic>
+          </wp:inline>
+        </w:drawing>
+      </w:r>
+    </w:p>
+    <w:p>
+      <w:pPr>
+        <w:ind w:left="1080"/>
+      </w:pPr>
+      <w:r>
+        <w:t xml:space="preserve">Tabela Clientes </w:t>
+      </w:r>
+      <w:r>
+        <w:t>depois</w:t>
+      </w:r>
+      <w:r>
+        <w:t xml:space="preserve"> da execução da procedure: </w:t>
+      </w:r>
+    </w:p>
+    <w:p>
+      <w:pPr>
+        <w:ind w:left="1080"/>
+      </w:pPr>
+      <w:r>
+        <w:drawing>
+          <wp:inline distT="0" distB="0" distL="0" distR="0" wp14:anchorId="3867A306" wp14:editId="28FC5F83">
+            <wp:extent cx="5400040" cy="1494155"/>
+            <wp:effectExtent l="0" t="0" r="0" b="0"/>
+            <wp:docPr id="5" name="Imagem 5"/>
+            <wp:cNvGraphicFramePr>
+              <a:graphicFrameLocks xmlns:a="http://schemas.openxmlformats.org/drawingml/2006/main" noChangeAspect="1"/>
+            </wp:cNvGraphicFramePr>
+            <a:graphic xmlns:a="http://schemas.openxmlformats.org/drawingml/2006/main">
+              <a:graphicData uri="http://schemas.openxmlformats.org/drawingml/2006/picture">
+                <pic:pic xmlns:pic="http://schemas.openxmlformats.org/drawingml/2006/picture">
+                  <pic:nvPicPr>
+                    <pic:cNvPr id="1" name=""/>
+                    <pic:cNvPicPr/>
+                  </pic:nvPicPr>
+                  <pic:blipFill>
+                    <a:blip r:embed="rId8"/>
+                    <a:stretch>
+                      <a:fillRect/>
+                    </a:stretch>
+                  </pic:blipFill>
+                  <pic:spPr>
+                    <a:xfrm>
+                      <a:off x="0" y="0"/>
+                      <a:ext cx="5400040" cy="1494155"/>
+                    </a:xfrm>
+                    <a:prstGeom prst="rect">
+                      <a:avLst/>
+                    </a:prstGeom>
+                  </pic:spPr>
+                </pic:pic>
+              </a:graphicData>
+            </a:graphic>
+          </wp:inline>
+        </w:drawing>
+      </w:r>
+    </w:p>
+    <w:p>
+      <w:pPr>
+        <w:pStyle w:val="PargrafodaLista"/>
+        <w:numPr>
+          <w:ilvl w:val="1"/>
+          <w:numId w:val="2"/>
+        </w:numPr>
+      </w:pPr>
+      <w:r>
+        <w:lastRenderedPageBreak/>
+        <w:t xml:space="preserve"> </w:t>
+      </w:r>
+      <w:proofErr w:type="spellStart"/>
+      <w:r>
+        <w:t>Alterar_Cliente</w:t>
+      </w:r>
+      <w:proofErr w:type="spellEnd"/>
+      <w:r>
+        <w:t>:</w:t>
+      </w:r>
+    </w:p>
+    <w:p>
+      <w:pPr>
+        <w:pStyle w:val="PargrafodaLista"/>
+        <w:ind w:left="1450"/>
+      </w:pPr>
+      <w:r>
+        <w:drawing>
+          <wp:inline distT="0" distB="0" distL="0" distR="0" wp14:anchorId="32F4EBAF" wp14:editId="67913CAE">
+            <wp:extent cx="4505954" cy="3248478"/>
+            <wp:effectExtent l="0" t="0" r="9525" b="9525"/>
+            <wp:docPr id="1" name="Imagem 1"/>
+            <wp:cNvGraphicFramePr>
+              <a:graphicFrameLocks xmlns:a="http://schemas.openxmlformats.org/drawingml/2006/main" noChangeAspect="1"/>
+            </wp:cNvGraphicFramePr>
+            <a:graphic xmlns:a="http://schemas.openxmlformats.org/drawingml/2006/main">
+              <a:graphicData uri="http://schemas.openxmlformats.org/drawingml/2006/picture">
+                <pic:pic xmlns:pic="http://schemas.openxmlformats.org/drawingml/2006/picture">
+                  <pic:nvPicPr>
+                    <pic:cNvPr id="1" name=""/>
+                    <pic:cNvPicPr/>
+                  </pic:nvPicPr>
+                  <pic:blipFill>
+                    <a:blip r:embed="rId9"/>
+                    <a:stretch>
+                      <a:fillRect/>
+                    </a:stretch>
+                  </pic:blipFill>
+                  <pic:spPr>
+                    <a:xfrm>
+                      <a:off x="0" y="0"/>
+                      <a:ext cx="4505954" cy="3248478"/>
+                    </a:xfrm>
+                    <a:prstGeom prst="rect">
+                      <a:avLst/>
+                    </a:prstGeom>
+                  </pic:spPr>
+                </pic:pic>
+              </a:graphicData>
+            </a:graphic>
+          </wp:inline>
+        </w:drawing>
+      </w:r>
+    </w:p>
+    <w:p>
+      <w:pPr>
+        <w:pStyle w:val="PargrafodaLista"/>
+        <w:ind w:left="1450"/>
+      </w:pPr>
+      <w:r>
+        <w:drawing>
+          <wp:inline distT="0" distB="0" distL="0" distR="0" wp14:anchorId="49681113" wp14:editId="3DE5B6DF">
+            <wp:extent cx="4286848" cy="3724795"/>
+            <wp:effectExtent l="0" t="0" r="0" b="9525"/>
+            <wp:docPr id="6" name="Imagem 6"/>
+            <wp:cNvGraphicFramePr>
+              <a:graphicFrameLocks xmlns:a="http://schemas.openxmlformats.org/drawingml/2006/main" noChangeAspect="1"/>
+            </wp:cNvGraphicFramePr>
+            <a:graphic xmlns:a="http://schemas.openxmlformats.org/drawingml/2006/main">
+              <a:graphicData uri="http://schemas.openxmlformats.org/drawingml/2006/picture">
+                <pic:pic xmlns:pic="http://schemas.openxmlformats.org/drawingml/2006/picture">
+                  <pic:nvPicPr>
+                    <pic:cNvPr id="1" name=""/>
+                    <pic:cNvPicPr/>
+                  </pic:nvPicPr>
+                  <pic:blipFill>
+                    <a:blip r:embed="rId10"/>
+                    <a:stretch>
+                      <a:fillRect/>
+                    </a:stretch>
+                  </pic:blipFill>
+                  <pic:spPr>
+                    <a:xfrm>
+                      <a:off x="0" y="0"/>
+                      <a:ext cx="4286848" cy="3724795"/>
+                    </a:xfrm>
+                    <a:prstGeom prst="rect">
+                      <a:avLst/>
+                    </a:prstGeom>
+                  </pic:spPr>
+                </pic:pic>
+              </a:graphicData>
+            </a:graphic>
+          </wp:inline>
+        </w:drawing>
+      </w:r>
+    </w:p>
+    <w:p>
+      <w:pPr>
+        <w:pStyle w:val="PargrafodaLista"/>
+        <w:ind w:left="1450"/>
+      </w:pPr>
+    </w:p>
+    <w:p>
+      <w:pPr>
+        <w:pStyle w:val="PargrafodaLista"/>
+        <w:ind w:left="1450"/>
+      </w:pPr>
+      <w:r>
+        <w:t xml:space="preserve">Tabela clientes antes da execução da procedure: </w:t>
+      </w:r>
+    </w:p>
+    <w:p>
+      <w:pPr>
+        <w:pStyle w:val="PargrafodaLista"/>
+        <w:ind w:left="1450"/>
+      </w:pPr>
       <w:bookmarkStart w:id="0" w:name="_GoBack"/>
       <w:bookmarkEnd w:id="0"/>
-      <w:proofErr w:type="gramEnd"/>
     </w:p>
     <w:sectPr>
       <w:pgSz w:w="11906" w:h="16838"/>
@@ -54,6 +421,137 @@
 <file path=word/numbering.xml><?xml version="1.0" encoding="utf-8"?>
 <w:numbering xmlns:wpc="http://schemas.microsoft.com/office/word/2010/wordprocessingCanvas" xmlns:cx="http://schemas.microsoft.com/office/drawing/2014/chartex" xmlns:cx1="http://schemas.microsoft.com/office/drawing/2015/9/8/chartex" xmlns:cx2="http://schemas.microsoft.com/office/drawing/2015/10/21/chartex" xmlns:cx3="http://schemas.microsoft.com/office/drawing/2016/5/9/chartex" xmlns:cx4="http://schemas.microsoft.com/office/drawing/2016/5/10/chartex" xmlns:cx5="http://schemas.microsoft.com/office/drawing/2016/5/11/chartex" xmlns:cx6="http://schemas.microsoft.com/office/drawing/2016/5/12/chartex" xmlns:cx7="http://schemas.microsoft.com/office/drawing/2016/5/13/chartex" xmlns:cx8="http://schemas.microsoft.com/office/drawing/2016/5/14/chartex" xmlns:mc="http://schemas.openxmlformats.org/markup-compatibility/2006" xmlns:aink="http://schemas.microsoft.com/office/drawing/2016/ink" xmlns:am3d="http://schemas.microsoft.com/office/drawing/2017/model3d" xmlns:o="urn:schemas-microsoft-com:office:office" xmlns:r="http://schemas.openxmlformats.org/officeDocument/2006/relationships" xmlns:m="http://schemas.openxmlformats.org/officeDocument/2006/math" xmlns:v="urn:schemas-microsoft-com:vml" xmlns:wp14="http://schemas.microsoft.com/office/word/2010/wordprocessingDrawing" xmlns:wp="http://schemas.openxmlformats.org/drawingml/2006/wordprocessingDrawing" xmlns:w10="urn:schemas-microsoft-com:office:word" xmlns:w="http://schemas.openxmlformats.org/wordprocessingml/2006/main" xmlns:w14="http://schemas.microsoft.com/office/word/2010/wordml" xmlns:w15="http://schemas.microsoft.com/office/word/2012/wordml" xmlns:w16cid="http://schemas.microsoft.com/office/word/2016/wordml/cid" xmlns:w16se="http://schemas.microsoft.com/office/word/2015/wordml/symex" xmlns:wpg="http://schemas.microsoft.com/office/word/2010/wordprocessingGroup" xmlns:wpi="http://schemas.microsoft.com/office/word/2010/wordprocessingInk" xmlns:wne="http://schemas.microsoft.com/office/word/2006/wordml" xmlns:wps="http://schemas.microsoft.com/office/word/2010/wordprocessingShape" mc:Ignorable="w14 w15 w16se w16cid wp14">
   <w:abstractNum w:abstractNumId="0" w15:restartNumberingAfterBreak="0">
+    <w:nsid w:val="5B4702A6"/>
+    <w:multiLevelType w:val="multilevel"/>
+    <w:tmpl w:val="8B68843C"/>
+    <w:lvl w:ilvl="0">
+      <w:start w:val="1"/>
+      <w:numFmt w:val="decimal"/>
+      <w:lvlText w:val="%1."/>
+      <w:lvlJc w:val="left"/>
+      <w:pPr>
+        <w:ind w:left="370" w:hanging="370"/>
+      </w:pPr>
+      <w:rPr>
+        <w:rFonts w:ascii="Arial" w:hAnsi="Arial" w:cs="Arial" w:hint="default"/>
+        <w:color w:val="1F1F1F"/>
+        <w:sz w:val="21"/>
+      </w:rPr>
+    </w:lvl>
+    <w:lvl w:ilvl="1">
+      <w:start w:val="1"/>
+      <w:numFmt w:val="decimal"/>
+      <w:lvlText w:val="%1.%2)"/>
+      <w:lvlJc w:val="left"/>
+      <w:pPr>
+        <w:ind w:left="1450" w:hanging="370"/>
+      </w:pPr>
+      <w:rPr>
+        <w:rFonts w:ascii="Arial" w:hAnsi="Arial" w:cs="Arial" w:hint="default"/>
+        <w:color w:val="1F1F1F"/>
+        <w:sz w:val="21"/>
+      </w:rPr>
+    </w:lvl>
+    <w:lvl w:ilvl="2">
+      <w:start w:val="1"/>
+      <w:numFmt w:val="decimal"/>
+      <w:lvlText w:val="%1.%2)%3."/>
+      <w:lvlJc w:val="left"/>
+      <w:pPr>
+        <w:ind w:left="2880" w:hanging="720"/>
+      </w:pPr>
+      <w:rPr>
+        <w:rFonts w:ascii="Arial" w:hAnsi="Arial" w:cs="Arial" w:hint="default"/>
+        <w:color w:val="1F1F1F"/>
+        <w:sz w:val="21"/>
+      </w:rPr>
+    </w:lvl>
+    <w:lvl w:ilvl="3">
+      <w:start w:val="1"/>
+      <w:numFmt w:val="decimal"/>
+      <w:lvlText w:val="%1.%2)%3.%4."/>
+      <w:lvlJc w:val="left"/>
+      <w:pPr>
+        <w:ind w:left="3960" w:hanging="720"/>
+      </w:pPr>
+      <w:rPr>
+        <w:rFonts w:ascii="Arial" w:hAnsi="Arial" w:cs="Arial" w:hint="default"/>
+        <w:color w:val="1F1F1F"/>
+        <w:sz w:val="21"/>
+      </w:rPr>
+    </w:lvl>
+    <w:lvl w:ilvl="4">
+      <w:start w:val="1"/>
+      <w:numFmt w:val="decimal"/>
+      <w:lvlText w:val="%1.%2)%3.%4.%5."/>
+      <w:lvlJc w:val="left"/>
+      <w:pPr>
+        <w:ind w:left="5400" w:hanging="1080"/>
+      </w:pPr>
+      <w:rPr>
+        <w:rFonts w:ascii="Arial" w:hAnsi="Arial" w:cs="Arial" w:hint="default"/>
+        <w:color w:val="1F1F1F"/>
+        <w:sz w:val="21"/>
+      </w:rPr>
+    </w:lvl>
+    <w:lvl w:ilvl="5">
+      <w:start w:val="1"/>
+      <w:numFmt w:val="decimal"/>
+      <w:lvlText w:val="%1.%2)%3.%4.%5.%6."/>
+      <w:lvlJc w:val="left"/>
+      <w:pPr>
+        <w:ind w:left="6480" w:hanging="1080"/>
+      </w:pPr>
+      <w:rPr>
+        <w:rFonts w:ascii="Arial" w:hAnsi="Arial" w:cs="Arial" w:hint="default"/>
+        <w:color w:val="1F1F1F"/>
+        <w:sz w:val="21"/>
+      </w:rPr>
+    </w:lvl>
+    <w:lvl w:ilvl="6">
+      <w:start w:val="1"/>
+      <w:numFmt w:val="decimal"/>
+      <w:lvlText w:val="%1.%2)%3.%4.%5.%6.%7."/>
+      <w:lvlJc w:val="left"/>
+      <w:pPr>
+        <w:ind w:left="7920" w:hanging="1440"/>
+      </w:pPr>
+      <w:rPr>
+        <w:rFonts w:ascii="Arial" w:hAnsi="Arial" w:cs="Arial" w:hint="default"/>
+        <w:color w:val="1F1F1F"/>
+        <w:sz w:val="21"/>
+      </w:rPr>
+    </w:lvl>
+    <w:lvl w:ilvl="7">
+      <w:start w:val="1"/>
+      <w:numFmt w:val="decimal"/>
+      <w:lvlText w:val="%1.%2)%3.%4.%5.%6.%7.%8."/>
+      <w:lvlJc w:val="left"/>
+      <w:pPr>
+        <w:ind w:left="9000" w:hanging="1440"/>
+      </w:pPr>
+      <w:rPr>
+        <w:rFonts w:ascii="Arial" w:hAnsi="Arial" w:cs="Arial" w:hint="default"/>
+        <w:color w:val="1F1F1F"/>
+        <w:sz w:val="21"/>
+      </w:rPr>
+    </w:lvl>
+    <w:lvl w:ilvl="8">
+      <w:start w:val="1"/>
+      <w:numFmt w:val="decimal"/>
+      <w:lvlText w:val="%1.%2)%3.%4.%5.%6.%7.%8.%9."/>
+      <w:lvlJc w:val="left"/>
+      <w:pPr>
+        <w:ind w:left="10440" w:hanging="1800"/>
+      </w:pPr>
+      <w:rPr>
+        <w:rFonts w:ascii="Arial" w:hAnsi="Arial" w:cs="Arial" w:hint="default"/>
+        <w:color w:val="1F1F1F"/>
+        <w:sz w:val="21"/>
+      </w:rPr>
+    </w:lvl>
+  </w:abstractNum>
+  <w:abstractNum w:abstractNumId="1" w15:restartNumberingAfterBreak="0">
     <w:nsid w:val="71406E97"/>
     <w:multiLevelType w:val="hybridMultilevel"/>
     <w:tmpl w:val="A272730C"/>
@@ -69,7 +567,7 @@
         <w:rFonts w:hint="default"/>
       </w:rPr>
     </w:lvl>
-    <w:lvl w:ilvl="1" w:tplc="04160019" w:tentative="1">
+    <w:lvl w:ilvl="1" w:tplc="04160019">
       <w:start w:val="1"/>
       <w:numFmt w:val="lowerLetter"/>
       <w:lvlText w:val="%2."/>
@@ -143,6 +641,9 @@
     </w:lvl>
   </w:abstractNum>
   <w:num w:numId="1">
+    <w:abstractNumId w:val="1"/>
+  </w:num>
+  <w:num w:numId="2">
     <w:abstractNumId w:val="0"/>
   </w:num>
 </w:numbering>
